--- a/business_document/02_sales_enablement/DOC-14_Battlecard_ULMS_vs_Finacle.docx
+++ b/business_document/02_sales_enablement/DOC-14_Battlecard_ULMS_vs_Finacle.docx
@@ -687,7 +687,7 @@
           <w:color w:val="222222"/>
           <w:sz w:val="19"/>
         </w:rPr>
-        <w:t>In Bangladesh, Infosys Finacle is a dominant incumbent Core Banking System (CBS) across major institutions including Dutch-Bangla Bank, Eastern Bank, Sonali Bank, and Trust Bank.</w:t>
+        <w:t>In Bangladesh, Infosys Finacle is a dominant incumbent Core Banking System (CBS) across major institutions including several leading conventional and Islamic banks (verify current CBS references before live use).</w:t>
       </w:r>
     </w:p>
     <w:p>
